--- a/rapports/2026-06-06/EQ8/EQ8_sup_v2/DR_071202010023/03-72-88-92.docx
+++ b/rapports/2026-06-06/EQ8/EQ8_sup_v2/DR_071202010023/03-72-88-92.docx
@@ -297,7 +297,7 @@
           <w:color w:val="1F6FEB"/>
           <w:sz w:val="22"/>
         </w:rPr>
-        <w:t>⚠ INCOHÉRENCES À CORRIGER (113)</w:t>
+        <w:t>⚠ INCOHÉRENCES À CORRIGER (110)</w:t>
       </w:r>
     </w:p>
     <w:tbl>
@@ -1058,7 +1058,7 @@
                 <w:i w:val="0"/>
                 <w:sz w:val="16"/>
               </w:rPr>
-              <w:t>S02</w:t>
+              <w:t>S04</w:t>
               <w:br/>
             </w:r>
             <w:r>
@@ -1068,7 +1068,7 @@
                 <w:color w:val="64748B"/>
                 <w:sz w:val="14"/>
               </w:rPr>
-              <w:t>Éducation</w:t>
+              <w:t>Emploi</w:t>
             </w:r>
           </w:p>
         </w:tc>
@@ -1084,7 +1084,7 @@
                 <w:color w:val="16A34A"/>
                 <w:sz w:val="16"/>
               </w:rPr>
-              <w:t>—</w:t>
+              <w:t>s04q46</w:t>
             </w:r>
           </w:p>
         </w:tc>
@@ -1115,7 +1115,7 @@
                 <w:i w:val="0"/>
                 <w:sz w:val="17"/>
               </w:rPr>
-              <w:t>Incohérence!!! seulement les écoles privées paient les frais de scolarité (y compris les frais d'inscription).</w:t>
+              <w:t>Incohérence! Mamadou diop  evolue dans l'agriculture mais est  considéré comme salarié ou stagiaire/apprenti non renuméré, prière de revoir la question s04q46 et corriger.</w:t>
             </w:r>
           </w:p>
         </w:tc>
@@ -1148,7 +1148,7 @@
                 <w:i w:val="0"/>
                 <w:sz w:val="16"/>
               </w:rPr>
-              <w:t>S04</w:t>
+              <w:t>S10</w:t>
               <w:br/>
             </w:r>
             <w:r>
@@ -1158,7 +1158,7 @@
                 <w:color w:val="64748B"/>
                 <w:sz w:val="14"/>
               </w:rPr>
-              <w:t>Emploi</w:t>
+              <w:t>Logement</w:t>
             </w:r>
           </w:p>
         </w:tc>
@@ -1174,7 +1174,7 @@
                 <w:color w:val="16A34A"/>
                 <w:sz w:val="16"/>
               </w:rPr>
-              <w:t>s04q46</w:t>
+              <w:t>s10q46, s10q47</w:t>
             </w:r>
           </w:p>
         </w:tc>
@@ -1205,7 +1205,7 @@
                 <w:i w:val="0"/>
                 <w:sz w:val="17"/>
               </w:rPr>
-              <w:t>Incohérence! Mamadou diop  evolue dans l'agriculture mais est  considéré comme salarié ou stagiaire/apprenti non renuméré, prière de revoir la question s04q46 et corriger.</w:t>
+              <w:t>Incohérence!! L'entreprise vent de jus ,cremes dit avoir réçu une somme sur la revente de ces marchandises achetées et revendues en état (s10q46 est differnt de 0) mais n'a depensé aucune somme sur l'achat des marchandises revendues en état (s10q47==0), prière de fournir plus d'effort pour estimer le montant obtenu sur la depense de ces marchandises achetées et revendues en état.</w:t>
             </w:r>
           </w:p>
         </w:tc>
@@ -1238,7 +1238,7 @@
                 <w:i w:val="0"/>
                 <w:sz w:val="16"/>
               </w:rPr>
-              <w:t>S10</w:t>
+              <w:t>S11</w:t>
               <w:br/>
             </w:r>
             <w:r>
@@ -1248,7 +1248,7 @@
                 <w:color w:val="64748B"/>
                 <w:sz w:val="14"/>
               </w:rPr>
-              <w:t>Logement</w:t>
+              <w:t>Logement / cadre de vie</w:t>
             </w:r>
           </w:p>
         </w:tc>
@@ -1264,7 +1264,7 @@
                 <w:color w:val="16A34A"/>
                 <w:sz w:val="16"/>
               </w:rPr>
-              <w:t>s10q46, s10q47</w:t>
+              <w:t>s01q07, s01q08, s02q20, s02q22, s03q07, s02q29, s04q19, s13q02</w:t>
             </w:r>
           </w:p>
         </w:tc>
@@ -1295,7 +1295,7 @@
                 <w:i w:val="0"/>
                 <w:sz w:val="17"/>
               </w:rPr>
-              <w:t>Incohérence!! L'entreprise vent de jus ,cremes dit avoir réçu une somme sur la revente de ces marchandises achetées et revendues en état (s10q46 est differnt de 0) mais n'a depensé aucune somme sur l'achat des marchandises revendues en état (s10q47==0), prière de fournir plus d'effort pour estimer le montant obtenu sur la depense de ces marchandises achetées et revendues en état.</w:t>
+              <w:t>Avertissement!! Le montant supporté (35000 FCFA) par le ménage pour cette source d’énergie (Charbon de bois) à THIES Rural au cours des 30 derniers jours semble incoherent, prière de confirmer ou corriger.</w:t>
             </w:r>
           </w:p>
         </w:tc>
@@ -1354,7 +1354,7 @@
                 <w:color w:val="16A34A"/>
                 <w:sz w:val="16"/>
               </w:rPr>
-              <w:t>s01q07, s01q08, s02q20, s02q22, s03q07, s02q29, s04q19, s13q02</w:t>
+              <w:t>s01q36, s01q38, s04q24, s02q13, s11q35a, s11q35b_code</w:t>
             </w:r>
           </w:p>
         </w:tc>
@@ -1385,7 +1385,7 @@
                 <w:i w:val="0"/>
                 <w:sz w:val="17"/>
               </w:rPr>
-              <w:t>Avertissement!! Le montant supporté (35000 FCFA) par le ménage pour cette source d’énergie (Charbon de bois) à THIES Rural au cours des 30 derniers jours semble incoherent, prière de confirmer ou corriger.</w:t>
+              <w:t>Le montant de la dernière facture d'électricité est de 60300 FCFA Tous les 2 mois qui semble incohérent, Prière de vérifier les questions 11.35a et 11.35b auprès du ménage ou confirmer.</w:t>
             </w:r>
           </w:p>
         </w:tc>
@@ -1418,7 +1418,7 @@
                 <w:i w:val="0"/>
                 <w:sz w:val="16"/>
               </w:rPr>
-              <w:t>S11</w:t>
+              <w:t>S16</w:t>
               <w:br/>
             </w:r>
             <w:r>
@@ -1428,7 +1428,7 @@
                 <w:color w:val="64748B"/>
                 <w:sz w:val="14"/>
               </w:rPr>
-              <w:t>Logement / cadre de vie</w:t>
+              <w:t>Agriculture</w:t>
             </w:r>
           </w:p>
         </w:tc>
@@ -1444,7 +1444,7 @@
                 <w:color w:val="16A34A"/>
                 <w:sz w:val="16"/>
               </w:rPr>
-              <w:t>s01q36, s01q38, s04q24, s02q13, s11q35a, s11q35b_code</w:t>
+              <w:t>s00q07a, s00q08, s00q10, s00q13_0, s00q15_0, s00q17_0, s00q23a, s00q23b</w:t>
             </w:r>
           </w:p>
         </w:tc>
@@ -1475,7 +1475,7 @@
                 <w:i w:val="0"/>
                 <w:sz w:val="17"/>
               </w:rPr>
-              <w:t>Le montant de la dernière facture d'électricité est de 60300 FCFA Tous les 2 mois qui semble incohérent, Prière de vérifier les questions 11.35a et 11.35b auprès du ménage ou confirmer.</w:t>
+              <w:t>La somme des quantités consommées (100 kg), des quantités offertes (30 kg),  des quantités vendus (0 kg) et des quantités en stock (300 kg) depasse la quantité totale (2 kg) que le ménage a eu après la recolte de Mil , prière de corriger cette incoherence.</w:t>
             </w:r>
           </w:p>
         </w:tc>
@@ -1565,7 +1565,7 @@
                 <w:i w:val="0"/>
                 <w:sz w:val="17"/>
               </w:rPr>
-              <w:t>La somme des quantités consommées (100 kg), des quantités offertes (30 kg),  des quantités vendus (0 kg) et des quantités en stock (300 kg) depasse la quantité totale (2 kg) que le ménage a eu après la recolte de Mil , prière de corriger cette incoherence.</w:t>
+              <w:t>La somme des quantités consommées (100 kg), des quantités offertes (30 kg),  des quantités vendus (0 kg) et des quantités en stock (300 kg) depasse la quantité totale (225 kg) que le ménage a eu après la recolte de Mil , prière de corriger cette incoherence.</w:t>
             </w:r>
           </w:p>
         </w:tc>
@@ -1598,7 +1598,7 @@
                 <w:i w:val="0"/>
                 <w:sz w:val="16"/>
               </w:rPr>
-              <w:t>S16</w:t>
+              <w:t>S20</w:t>
               <w:br/>
             </w:r>
             <w:r>
@@ -1608,7 +1608,7 @@
                 <w:color w:val="64748B"/>
                 <w:sz w:val="14"/>
               </w:rPr>
-              <w:t>Agriculture</w:t>
+              <w:t>Gouvernance / autres</w:t>
             </w:r>
           </w:p>
         </w:tc>
@@ -1624,7 +1624,7 @@
                 <w:color w:val="16A34A"/>
                 <w:sz w:val="16"/>
               </w:rPr>
-              <w:t>s00q07a, s00q08, s00q10, s00q13_0, s00q15_0, s00q17_0, s00q23a, s00q23b</w:t>
+              <w:t>—</w:t>
             </w:r>
           </w:p>
         </w:tc>
@@ -1655,7 +1655,7 @@
                 <w:i w:val="0"/>
                 <w:sz w:val="17"/>
               </w:rPr>
-              <w:t>La somme des quantités consommées (100 kg), des quantités offertes (30 kg),  des quantités vendus (0 kg) et des quantités en stock (300 kg) depasse la quantité totale (225 kg) que le ménage a eu après la recolte de Mil , prière de corriger cette incoherence.</w:t>
+              <w:t>Incohérence détectée ! Le ménage a précédemment déclaré vivre « Bien » ou « Assez bien » selon son revenu en 20A.02.</w:t>
             </w:r>
           </w:p>
         </w:tc>
@@ -1670,10 +1670,10 @@
               <w:rPr>
                 <w:b/>
                 <w:i w:val="0"/>
-                <w:color w:val="DC2626"/>
-                <w:sz w:val="16"/>
-              </w:rPr>
-              <w:t>Haute</w:t>
+                <w:color w:val="EA580C"/>
+                <w:sz w:val="16"/>
+              </w:rPr>
+              <w:t>Moyenne</w:t>
             </w:r>
           </w:p>
         </w:tc>
@@ -1688,7 +1688,7 @@
                 <w:i w:val="0"/>
                 <w:sz w:val="16"/>
               </w:rPr>
-              <w:t>S20</w:t>
+              <w:t>S00</w:t>
               <w:br/>
             </w:r>
             <w:r>
@@ -1698,7 +1698,7 @@
                 <w:color w:val="64748B"/>
                 <w:sz w:val="14"/>
               </w:rPr>
-              <w:t>Gouvernance / autres</w:t>
+              <w:t>Identification</w:t>
             </w:r>
           </w:p>
         </w:tc>
@@ -1745,7 +1745,7 @@
                 <w:i w:val="0"/>
                 <w:sz w:val="17"/>
               </w:rPr>
-              <w:t>Incohérence détectée ! Le ménage a précédemment déclaré vivre « Bien » ou « Assez bien » selon son revenu en 20A.02.</w:t>
+              <w:t>L'adresse ou la localisation du ménage doit être bien renseignée, ne doit pas contenir des numéros de téléphone et elle semble courte pour être une adresse.</w:t>
             </w:r>
           </w:p>
         </w:tc>
@@ -1804,7 +1804,7 @@
                 <w:color w:val="16A34A"/>
                 <w:sz w:val="16"/>
               </w:rPr>
-              <w:t>—</w:t>
+              <w:t>s00q14, s00q16, s00q18</w:t>
             </w:r>
           </w:p>
         </w:tc>
@@ -1835,7 +1835,7 @@
                 <w:i w:val="0"/>
                 <w:sz w:val="17"/>
               </w:rPr>
-              <w:t>L'adresse ou la localisation du ménage doit être bien renseignée, ne doit pas contenir des numéros de téléphone et elle semble courte pour être une adresse.</w:t>
+              <w:t>Prière de renseigner la bonne adresse.Attention! Veillez bien renseigner les contacts dans les questions de 0.14 ou 0.16 ou 0.18.</w:t>
             </w:r>
           </w:p>
         </w:tc>
@@ -1868,7 +1868,7 @@
                 <w:i w:val="0"/>
                 <w:sz w:val="16"/>
               </w:rPr>
-              <w:t>S00</w:t>
+              <w:t>S01</w:t>
               <w:br/>
             </w:r>
             <w:r>
@@ -1878,7 +1878,7 @@
                 <w:color w:val="64748B"/>
                 <w:sz w:val="14"/>
               </w:rPr>
-              <w:t>Identification</w:t>
+              <w:t>Démographie</w:t>
             </w:r>
           </w:p>
         </w:tc>
@@ -1894,7 +1894,7 @@
                 <w:color w:val="16A34A"/>
                 <w:sz w:val="16"/>
               </w:rPr>
-              <w:t>s00q14, s00q16, s00q18</w:t>
+              <w:t>—</w:t>
             </w:r>
           </w:p>
         </w:tc>
@@ -1925,7 +1925,7 @@
                 <w:i w:val="0"/>
                 <w:sz w:val="17"/>
               </w:rPr>
-              <w:t>Prière de renseigner la bonne adresse.Attention! Veillez bien renseigner les contacts dans les questions de 0.14 ou 0.16 ou 0.18.</w:t>
+              <w:t>Prière de verifier l'information donnée par Ablaye diop ou corriger au niveau de la section 1.</w:t>
             </w:r>
           </w:p>
         </w:tc>
@@ -1984,7 +1984,7 @@
                 <w:color w:val="16A34A"/>
                 <w:sz w:val="16"/>
               </w:rPr>
-              <w:t>—</w:t>
+              <w:t>s01q41a, s01q00b</w:t>
             </w:r>
           </w:p>
         </w:tc>
@@ -2015,7 +2015,7 @@
                 <w:i w:val="0"/>
                 <w:sz w:val="17"/>
               </w:rPr>
-              <w:t>Prière de verifier l'information donnée par Ablaye diop ou corriger au niveau de la section 1.</w:t>
+              <w:t>Attention ! Le montant (10000 Fcfa) dépensé ou reçu en cadeau pour les recharges internet ou de forfaits de données mobiles(hors appels vocaux), aucours des 30 derniers jours de  Marie diop est relativement élevé par rapport aux autres montants depansés observés dans cette zone.</w:t>
             </w:r>
           </w:p>
         </w:tc>
@@ -2074,7 +2074,7 @@
                 <w:color w:val="16A34A"/>
                 <w:sz w:val="16"/>
               </w:rPr>
-              <w:t>s01q41a, s01q00b</w:t>
+              <w:t>—</w:t>
             </w:r>
           </w:p>
         </w:tc>
@@ -2105,7 +2105,7 @@
                 <w:i w:val="0"/>
                 <w:sz w:val="17"/>
               </w:rPr>
-              <w:t>Attention ! Le montant (10000 Fcfa) dépensé ou reçu en cadeau pour les recharges internet ou de forfaits de données mobiles(hors appels vocaux), aucours des 30 derniers jours de  Marie diop est relativement élevé par rapport aux autres montants depansés observés dans cette zone.</w:t>
+              <w:t>Prière de corriger ou de confirmer avec le QG.</w:t>
             </w:r>
           </w:p>
         </w:tc>
@@ -2195,7 +2195,7 @@
                 <w:i w:val="0"/>
                 <w:sz w:val="17"/>
               </w:rPr>
-              <w:t>Prière de corriger ou de confirmer avec le QG.</w:t>
+              <w:t>Prière de verifier l'information donnée par Marie diop ou corriger au niveau de la section 1.</w:t>
             </w:r>
           </w:p>
         </w:tc>
@@ -2285,7 +2285,7 @@
                 <w:i w:val="0"/>
                 <w:sz w:val="17"/>
               </w:rPr>
-              <w:t>Prière de verifier l'information donnée par Marie diop ou corriger au niveau de la section 1.</w:t>
+              <w:t>Prière de verifier l'information donnée par pape mamadou diop ou corriger au niveau de la section 1.</w:t>
             </w:r>
           </w:p>
         </w:tc>
@@ -2344,7 +2344,7 @@
                 <w:color w:val="16A34A"/>
                 <w:sz w:val="16"/>
               </w:rPr>
-              <w:t>—</w:t>
+              <w:t>s01q10_1</w:t>
             </w:r>
           </w:p>
         </w:tc>
@@ -2375,277 +2375,7 @@
                 <w:i w:val="0"/>
                 <w:sz w:val="17"/>
               </w:rPr>
-              <w:t>Prière de verifier l'information donnée par pape mamadou diop ou corriger au niveau de la section 1.</w:t>
-            </w:r>
-          </w:p>
-        </w:tc>
-      </w:tr>
-      <w:tr>
-        <w:tc>
-          <w:tcPr>
-            <w:tcW w:type="dxa" w:w="964"/>
-          </w:tcPr>
-          <w:p>
-            <w:r>
-              <w:rPr>
-                <w:b/>
-                <w:i w:val="0"/>
-                <w:color w:val="EA580C"/>
-                <w:sz w:val="16"/>
-              </w:rPr>
-              <w:t>Moyenne</w:t>
-            </w:r>
-          </w:p>
-        </w:tc>
-        <w:tc>
-          <w:tcPr>
-            <w:tcW w:type="dxa" w:w="1247"/>
-          </w:tcPr>
-          <w:p>
-            <w:r>
-              <w:rPr>
-                <w:b/>
-                <w:i w:val="0"/>
-                <w:sz w:val="16"/>
-              </w:rPr>
-              <w:t>S01</w:t>
-              <w:br/>
-            </w:r>
-            <w:r>
-              <w:rPr>
-                <w:b w:val="0"/>
-                <w:i w:val="0"/>
-                <w:color w:val="64748B"/>
-                <w:sz w:val="14"/>
-              </w:rPr>
-              <w:t>Démographie</w:t>
-            </w:r>
-          </w:p>
-        </w:tc>
-        <w:tc>
-          <w:tcPr>
-            <w:tcW w:type="dxa" w:w="1531"/>
-          </w:tcPr>
-          <w:p>
-            <w:r>
-              <w:rPr>
-                <w:b/>
-                <w:i w:val="0"/>
-                <w:color w:val="16A34A"/>
-                <w:sz w:val="16"/>
-              </w:rPr>
-              <w:t>s01q10_1</w:t>
-            </w:r>
-          </w:p>
-        </w:tc>
-        <w:tc>
-          <w:tcPr>
-            <w:tcW w:type="dxa" w:w="1191"/>
-          </w:tcPr>
-          <w:p>
-            <w:r>
-              <w:rPr>
-                <w:b w:val="0"/>
-                <w:i w:val="0"/>
-                <w:color w:val="64748B"/>
-                <w:sz w:val="16"/>
-              </w:rPr>
-              <w:t>GT-CQ</w:t>
-            </w:r>
-          </w:p>
-        </w:tc>
-        <w:tc>
-          <w:tcPr>
-            <w:tcW w:type="dxa" w:w="4706"/>
-          </w:tcPr>
-          <w:p>
-            <w:r>
-              <w:rPr>
-                <w:b w:val="0"/>
-                <w:i w:val="0"/>
-                <w:sz w:val="17"/>
-              </w:rPr>
               <w:t>La taille du ménage lors de l'enquête principale (8) de ce ménage est inférieur à la taille du denombrement (11), prière de fournir des explications concrètes ou aller revisiter le ménage.</w:t>
-            </w:r>
-          </w:p>
-        </w:tc>
-      </w:tr>
-      <w:tr>
-        <w:tc>
-          <w:tcPr>
-            <w:tcW w:type="dxa" w:w="964"/>
-          </w:tcPr>
-          <w:p>
-            <w:r>
-              <w:rPr>
-                <w:b/>
-                <w:i w:val="0"/>
-                <w:color w:val="EA580C"/>
-                <w:sz w:val="16"/>
-              </w:rPr>
-              <w:t>Moyenne</w:t>
-            </w:r>
-          </w:p>
-        </w:tc>
-        <w:tc>
-          <w:tcPr>
-            <w:tcW w:type="dxa" w:w="1247"/>
-          </w:tcPr>
-          <w:p>
-            <w:r>
-              <w:rPr>
-                <w:b/>
-                <w:i w:val="0"/>
-                <w:sz w:val="16"/>
-              </w:rPr>
-              <w:t>S02</w:t>
-              <w:br/>
-            </w:r>
-            <w:r>
-              <w:rPr>
-                <w:b w:val="0"/>
-                <w:i w:val="0"/>
-                <w:color w:val="64748B"/>
-                <w:sz w:val="14"/>
-              </w:rPr>
-              <w:t>Éducation</w:t>
-            </w:r>
-          </w:p>
-        </w:tc>
-        <w:tc>
-          <w:tcPr>
-            <w:tcW w:type="dxa" w:w="1531"/>
-          </w:tcPr>
-          <w:p>
-            <w:r>
-              <w:rPr>
-                <w:b/>
-                <w:i w:val="0"/>
-                <w:color w:val="16A34A"/>
-                <w:sz w:val="16"/>
-              </w:rPr>
-              <w:t>—</w:t>
-            </w:r>
-          </w:p>
-        </w:tc>
-        <w:tc>
-          <w:tcPr>
-            <w:tcW w:type="dxa" w:w="1191"/>
-          </w:tcPr>
-          <w:p>
-            <w:r>
-              <w:rPr>
-                <w:b w:val="0"/>
-                <w:i w:val="0"/>
-                <w:color w:val="64748B"/>
-                <w:sz w:val="16"/>
-              </w:rPr>
-              <w:t>GT-CQ</w:t>
-            </w:r>
-          </w:p>
-        </w:tc>
-        <w:tc>
-          <w:tcPr>
-            <w:tcW w:type="dxa" w:w="4706"/>
-          </w:tcPr>
-          <w:p>
-            <w:r>
-              <w:rPr>
-                <w:b w:val="0"/>
-                <w:i w:val="0"/>
-                <w:sz w:val="17"/>
-              </w:rPr>
-              <w:t>veuillez, s'il vous plait, confirmer les frais de scolarité ( 10000 FCFA) payée de Ablaye diop avec le QG ou apporter les corrections nécessaires.</w:t>
-            </w:r>
-          </w:p>
-        </w:tc>
-      </w:tr>
-      <w:tr>
-        <w:tc>
-          <w:tcPr>
-            <w:tcW w:type="dxa" w:w="964"/>
-          </w:tcPr>
-          <w:p>
-            <w:r>
-              <w:rPr>
-                <w:b/>
-                <w:i w:val="0"/>
-                <w:color w:val="EA580C"/>
-                <w:sz w:val="16"/>
-              </w:rPr>
-              <w:t>Moyenne</w:t>
-            </w:r>
-          </w:p>
-        </w:tc>
-        <w:tc>
-          <w:tcPr>
-            <w:tcW w:type="dxa" w:w="1247"/>
-          </w:tcPr>
-          <w:p>
-            <w:r>
-              <w:rPr>
-                <w:b/>
-                <w:i w:val="0"/>
-                <w:sz w:val="16"/>
-              </w:rPr>
-              <w:t>S02</w:t>
-              <w:br/>
-            </w:r>
-            <w:r>
-              <w:rPr>
-                <w:b w:val="0"/>
-                <w:i w:val="0"/>
-                <w:color w:val="64748B"/>
-                <w:sz w:val="14"/>
-              </w:rPr>
-              <w:t>Éducation</w:t>
-            </w:r>
-          </w:p>
-        </w:tc>
-        <w:tc>
-          <w:tcPr>
-            <w:tcW w:type="dxa" w:w="1531"/>
-          </w:tcPr>
-          <w:p>
-            <w:r>
-              <w:rPr>
-                <w:b/>
-                <w:i w:val="0"/>
-                <w:color w:val="16A34A"/>
-                <w:sz w:val="16"/>
-              </w:rPr>
-              <w:t>—</w:t>
-            </w:r>
-          </w:p>
-        </w:tc>
-        <w:tc>
-          <w:tcPr>
-            <w:tcW w:type="dxa" w:w="1191"/>
-          </w:tcPr>
-          <w:p>
-            <w:r>
-              <w:rPr>
-                <w:b w:val="0"/>
-                <w:i w:val="0"/>
-                <w:color w:val="64748B"/>
-                <w:sz w:val="16"/>
-              </w:rPr>
-              <w:t>GT-CQ</w:t>
-            </w:r>
-          </w:p>
-        </w:tc>
-        <w:tc>
-          <w:tcPr>
-            <w:tcW w:type="dxa" w:w="4706"/>
-          </w:tcPr>
-          <w:p>
-            <w:r>
-              <w:rPr>
-                <w:b w:val="0"/>
-                <w:i w:val="0"/>
-                <w:sz w:val="17"/>
-              </w:rPr>
-              <w:t>veuillez, s'il vous plait, confirmer les frais de scolarité ( 19500 FCFA) payée de Marie diop avec le QG ou apporter les corrections nécessaires.</w:t>
             </w:r>
           </w:p>
         </w:tc>
